--- a/data/niveles/Reportes/Archivo/Reporte_Niveles_Hidrometricos_2026-09-18_1000.docx
+++ b/data/niveles/Reportes/Archivo/Reporte_Niveles_Hidrometricos_2026-09-18_1000.docx
@@ -804,7 +804,7 @@
                 <w:b w:val="0"/>
                 <w:sz w:val="13"/>
               </w:rPr>
-              <w:t>Estable</w:t>
+              <w:t>Descenso</w:t>
             </w:r>
           </w:p>
         </w:tc>
@@ -956,7 +956,7 @@
                 <w:b w:val="0"/>
                 <w:sz w:val="13"/>
               </w:rPr>
-              <w:t>Cambio a descenso</w:t>
+              <w:t>Ascenso con descenso reciente</w:t>
             </w:r>
           </w:p>
         </w:tc>
@@ -2020,7 +2020,7 @@
                 <w:b w:val="0"/>
                 <w:sz w:val="13"/>
               </w:rPr>
-              <w:t>Estable</w:t>
+              <w:t>Ascenso</w:t>
             </w:r>
           </w:p>
         </w:tc>
